--- a/02_演習/バイブコーディング/【AI Native研修-バイブコーディング】演習振り返り.docx
+++ b/02_演習/バイブコーディング/【AI Native研修-バイブコーディング】演習振り返り.docx
@@ -133,7 +133,7 @@
       <w:pPr>
         <w:spacing w:after="120"/>
         <w:rPr>
-          <w:rFonts w:ascii="ＭＳ 明朝" w:eastAsia="ＭＳ 明朝" w:hAnsi="ＭＳ 明朝" w:hint="eastAsia"/>
+          <w:rFonts w:ascii="ＭＳ 明朝" w:eastAsia="ＭＳ 明朝" w:hAnsi="ＭＳ 明朝"/>
         </w:rPr>
       </w:pPr>
     </w:p>
@@ -174,12 +174,6 @@
         <w:gridCol w:w="6160"/>
       </w:tblGrid>
       <w:tr>
-        <w:tblPrEx>
-          <w:tblCellMar>
-            <w:top w:w="0" w:type="dxa"/>
-            <w:bottom w:w="0" w:type="dxa"/>
-          </w:tblCellMar>
-        </w:tblPrEx>
         <w:trPr>
           <w:tblHeader/>
         </w:trPr>
@@ -257,7 +251,7 @@
             <w:pPr>
               <w:jc w:val="center"/>
               <w:rPr>
-                <w:rFonts w:ascii="ＭＳ 明朝" w:eastAsia="ＭＳ 明朝" w:hAnsi="ＭＳ 明朝"/>
+                <w:rFonts w:ascii="ＭＳ 明朝" w:eastAsia="ＭＳ 明朝" w:hAnsi="ＭＳ 明朝" w:hint="eastAsia"/>
               </w:rPr>
             </w:pPr>
             <w:r>
@@ -266,18 +260,20 @@
                 <w:b/>
                 <w:bCs/>
               </w:rPr>
-              <w:t>具体的な例</w:t>
+              <w:t>具体的な</w:t>
+            </w:r>
+            <w:r>
+              <w:rPr>
+                <w:rFonts w:ascii="ＭＳ 明朝" w:eastAsia="ＭＳ 明朝" w:hAnsi="ＭＳ 明朝" w:hint="eastAsia"/>
+                <w:b/>
+                <w:bCs/>
+              </w:rPr>
+              <w:t>内容</w:t>
             </w:r>
           </w:p>
         </w:tc>
       </w:tr>
       <w:tr>
-        <w:tblPrEx>
-          <w:tblCellMar>
-            <w:top w:w="0" w:type="dxa"/>
-            <w:bottom w:w="0" w:type="dxa"/>
-          </w:tblCellMar>
-        </w:tblPrEx>
         <w:tc>
           <w:tcPr>
             <w:tcW w:w="700" w:type="dxa"/>
@@ -343,7 +339,7 @@
           <w:p>
             <w:pPr>
               <w:rPr>
-                <w:rFonts w:ascii="ＭＳ 明朝" w:eastAsia="ＭＳ 明朝" w:hAnsi="ＭＳ 明朝" w:hint="eastAsia"/>
+                <w:rFonts w:ascii="ＭＳ 明朝" w:eastAsia="ＭＳ 明朝" w:hAnsi="ＭＳ 明朝"/>
               </w:rPr>
             </w:pPr>
             <w:r>
@@ -356,12 +352,6 @@
         </w:tc>
       </w:tr>
       <w:tr>
-        <w:tblPrEx>
-          <w:tblCellMar>
-            <w:top w:w="0" w:type="dxa"/>
-            <w:bottom w:w="0" w:type="dxa"/>
-          </w:tblCellMar>
-        </w:tblPrEx>
         <w:tc>
           <w:tcPr>
             <w:tcW w:w="700" w:type="dxa"/>
@@ -427,25 +417,49 @@
           <w:p>
             <w:pPr>
               <w:rPr>
+                <w:rFonts w:ascii="ＭＳ 明朝" w:eastAsia="ＭＳ 明朝" w:hAnsi="ＭＳ 明朝"/>
+              </w:rPr>
+            </w:pPr>
+            <w:r>
+              <w:rPr>
+                <w:rFonts w:ascii="ＭＳ 明朝" w:eastAsia="ＭＳ 明朝" w:hAnsi="ＭＳ 明朝"/>
+              </w:rPr>
+              <w:t>クラス名</w:t>
+            </w:r>
+            <w:r>
+              <w:rPr>
                 <w:rFonts w:ascii="ＭＳ 明朝" w:eastAsia="ＭＳ 明朝" w:hAnsi="ＭＳ 明朝" w:hint="eastAsia"/>
               </w:rPr>
-            </w:pPr>
-            <w:r>
-              <w:rPr>
-                <w:rFonts w:ascii="ＭＳ 明朝" w:eastAsia="ＭＳ 明朝" w:hAnsi="ＭＳ 明朝"/>
-              </w:rPr>
-              <w:t>変数名・関数名・クラス名・ファイル名の付け方</w:t>
+              <w:t>・メソッド</w:t>
+            </w:r>
+            <w:r>
+              <w:rPr>
+                <w:rFonts w:ascii="ＭＳ 明朝" w:eastAsia="ＭＳ 明朝" w:hAnsi="ＭＳ 明朝"/>
+              </w:rPr>
+              <w:t>名・</w:t>
+            </w:r>
+            <w:r>
+              <w:rPr>
+                <w:rFonts w:ascii="ＭＳ 明朝" w:eastAsia="ＭＳ 明朝" w:hAnsi="ＭＳ 明朝"/>
+              </w:rPr>
+              <w:t>変数名</w:t>
+            </w:r>
+            <w:r>
+              <w:rPr>
+                <w:rFonts w:ascii="ＭＳ 明朝" w:eastAsia="ＭＳ 明朝" w:hAnsi="ＭＳ 明朝" w:hint="eastAsia"/>
+              </w:rPr>
+              <w:t>など</w:t>
+            </w:r>
+            <w:r>
+              <w:rPr>
+                <w:rFonts w:ascii="ＭＳ 明朝" w:eastAsia="ＭＳ 明朝" w:hAnsi="ＭＳ 明朝"/>
+              </w:rPr>
+              <w:t>の付け方</w:t>
             </w:r>
           </w:p>
         </w:tc>
       </w:tr>
       <w:tr>
-        <w:tblPrEx>
-          <w:tblCellMar>
-            <w:top w:w="0" w:type="dxa"/>
-            <w:bottom w:w="0" w:type="dxa"/>
-          </w:tblCellMar>
-        </w:tblPrEx>
         <w:tc>
           <w:tcPr>
             <w:tcW w:w="700" w:type="dxa"/>
@@ -524,12 +538,6 @@
         </w:tc>
       </w:tr>
       <w:tr>
-        <w:tblPrEx>
-          <w:tblCellMar>
-            <w:top w:w="0" w:type="dxa"/>
-            <w:bottom w:w="0" w:type="dxa"/>
-          </w:tblCellMar>
-        </w:tblPrEx>
         <w:tc>
           <w:tcPr>
             <w:tcW w:w="700" w:type="dxa"/>
@@ -608,12 +616,6 @@
         </w:tc>
       </w:tr>
       <w:tr>
-        <w:tblPrEx>
-          <w:tblCellMar>
-            <w:top w:w="0" w:type="dxa"/>
-            <w:bottom w:w="0" w:type="dxa"/>
-          </w:tblCellMar>
-        </w:tblPrEx>
         <w:tc>
           <w:tcPr>
             <w:tcW w:w="700" w:type="dxa"/>
@@ -692,12 +694,6 @@
         </w:tc>
       </w:tr>
       <w:tr>
-        <w:tblPrEx>
-          <w:tblCellMar>
-            <w:top w:w="0" w:type="dxa"/>
-            <w:bottom w:w="0" w:type="dxa"/>
-          </w:tblCellMar>
-        </w:tblPrEx>
         <w:tc>
           <w:tcPr>
             <w:tcW w:w="700" w:type="dxa"/>
@@ -776,12 +772,6 @@
         </w:tc>
       </w:tr>
       <w:tr>
-        <w:tblPrEx>
-          <w:tblCellMar>
-            <w:top w:w="0" w:type="dxa"/>
-            <w:bottom w:w="0" w:type="dxa"/>
-          </w:tblCellMar>
-        </w:tblPrEx>
         <w:tc>
           <w:tcPr>
             <w:tcW w:w="700" w:type="dxa"/>
@@ -847,7 +837,7 @@
           <w:p>
             <w:pPr>
               <w:rPr>
-                <w:rFonts w:ascii="ＭＳ 明朝" w:eastAsia="ＭＳ 明朝" w:hAnsi="ＭＳ 明朝" w:hint="eastAsia"/>
+                <w:rFonts w:ascii="ＭＳ 明朝" w:eastAsia="ＭＳ 明朝" w:hAnsi="ＭＳ 明朝"/>
               </w:rPr>
             </w:pPr>
             <w:r>
@@ -860,12 +850,6 @@
         </w:tc>
       </w:tr>
       <w:tr>
-        <w:tblPrEx>
-          <w:tblCellMar>
-            <w:top w:w="0" w:type="dxa"/>
-            <w:bottom w:w="0" w:type="dxa"/>
-          </w:tblCellMar>
-        </w:tblPrEx>
         <w:tc>
           <w:tcPr>
             <w:tcW w:w="700" w:type="dxa"/>
@@ -939,6 +923,12 @@
                 <w:rFonts w:ascii="ＭＳ 明朝" w:eastAsia="ＭＳ 明朝" w:hAnsi="ＭＳ 明朝"/>
               </w:rPr>
               <w:t>単体テストのしやすい構造になっているか</w:t>
+            </w:r>
+            <w:r>
+              <w:rPr>
+                <w:rFonts w:ascii="ＭＳ 明朝" w:eastAsia="ＭＳ 明朝" w:hAnsi="ＭＳ 明朝" w:hint="eastAsia"/>
+              </w:rPr>
+              <w:t>どうか</w:t>
             </w:r>
           </w:p>
         </w:tc>
@@ -974,7 +964,7 @@
         </w:pBdr>
         <w:spacing w:before="200" w:after="200"/>
         <w:rPr>
-          <w:rFonts w:ascii="ＭＳ 明朝" w:eastAsia="ＭＳ 明朝" w:hAnsi="ＭＳ 明朝" w:hint="eastAsia"/>
+          <w:rFonts w:ascii="ＭＳ 明朝" w:eastAsia="ＭＳ 明朝" w:hAnsi="ＭＳ 明朝"/>
         </w:rPr>
       </w:pPr>
       <w:r>
@@ -1068,7 +1058,7 @@
             <w:pPr>
               <w:spacing w:after="100"/>
               <w:rPr>
-                <w:rFonts w:ascii="ＭＳ 明朝" w:eastAsia="ＭＳ 明朝" w:hAnsi="ＭＳ 明朝" w:hint="eastAsia"/>
+                <w:rFonts w:ascii="ＭＳ 明朝" w:eastAsia="ＭＳ 明朝" w:hAnsi="ＭＳ 明朝"/>
               </w:rPr>
             </w:pPr>
           </w:p>
@@ -1076,7 +1066,7 @@
             <w:pPr>
               <w:spacing w:after="100"/>
               <w:rPr>
-                <w:rFonts w:ascii="ＭＳ 明朝" w:eastAsia="ＭＳ 明朝" w:hAnsi="ＭＳ 明朝" w:hint="eastAsia"/>
+                <w:rFonts w:ascii="ＭＳ 明朝" w:eastAsia="ＭＳ 明朝" w:hAnsi="ＭＳ 明朝"/>
               </w:rPr>
             </w:pPr>
           </w:p>
@@ -1088,7 +1078,7 @@
         <w:spacing w:after="100"/>
         <w:ind w:left="300"/>
         <w:rPr>
-          <w:rFonts w:ascii="ＭＳ 明朝" w:eastAsia="ＭＳ 明朝" w:hAnsi="ＭＳ 明朝" w:hint="eastAsia"/>
+          <w:rFonts w:ascii="ＭＳ 明朝" w:eastAsia="ＭＳ 明朝" w:hAnsi="ＭＳ 明朝"/>
         </w:rPr>
       </w:pPr>
     </w:p>
@@ -1119,7 +1109,7 @@
         <w:spacing w:after="100"/>
         <w:ind w:left="300"/>
         <w:rPr>
-          <w:rFonts w:ascii="ＭＳ 明朝" w:eastAsia="ＭＳ 明朝" w:hAnsi="ＭＳ 明朝" w:hint="eastAsia"/>
+          <w:rFonts w:ascii="ＭＳ 明朝" w:eastAsia="ＭＳ 明朝" w:hAnsi="ＭＳ 明朝"/>
         </w:rPr>
       </w:pPr>
       <w:r>
@@ -1194,7 +1184,7 @@
             <w:pPr>
               <w:spacing w:after="100"/>
               <w:rPr>
-                <w:rFonts w:ascii="ＭＳ 明朝" w:eastAsia="ＭＳ 明朝" w:hAnsi="ＭＳ 明朝" w:hint="eastAsia"/>
+                <w:rFonts w:ascii="ＭＳ 明朝" w:eastAsia="ＭＳ 明朝" w:hAnsi="ＭＳ 明朝"/>
               </w:rPr>
             </w:pPr>
           </w:p>
@@ -1202,7 +1192,7 @@
             <w:pPr>
               <w:spacing w:after="100"/>
               <w:rPr>
-                <w:rFonts w:ascii="ＭＳ 明朝" w:eastAsia="ＭＳ 明朝" w:hAnsi="ＭＳ 明朝" w:hint="eastAsia"/>
+                <w:rFonts w:ascii="ＭＳ 明朝" w:eastAsia="ＭＳ 明朝" w:hAnsi="ＭＳ 明朝"/>
               </w:rPr>
             </w:pPr>
           </w:p>
@@ -1214,7 +1204,7 @@
         <w:spacing w:after="100"/>
         <w:ind w:left="300"/>
         <w:rPr>
-          <w:rFonts w:ascii="ＭＳ 明朝" w:eastAsia="ＭＳ 明朝" w:hAnsi="ＭＳ 明朝" w:hint="eastAsia"/>
+          <w:rFonts w:ascii="ＭＳ 明朝" w:eastAsia="ＭＳ 明朝" w:hAnsi="ＭＳ 明朝"/>
         </w:rPr>
       </w:pPr>
     </w:p>
@@ -1322,7 +1312,7 @@
             <w:pPr>
               <w:spacing w:after="100"/>
               <w:rPr>
-                <w:rFonts w:ascii="ＭＳ 明朝" w:eastAsia="ＭＳ 明朝" w:hAnsi="ＭＳ 明朝" w:hint="eastAsia"/>
+                <w:rFonts w:ascii="ＭＳ 明朝" w:eastAsia="ＭＳ 明朝" w:hAnsi="ＭＳ 明朝"/>
                 <w:color w:val="555555"/>
               </w:rPr>
             </w:pPr>
@@ -1335,7 +1325,7 @@
         <w:spacing w:after="100"/>
         <w:ind w:left="300"/>
         <w:rPr>
-          <w:rFonts w:ascii="ＭＳ 明朝" w:eastAsia="ＭＳ 明朝" w:hAnsi="ＭＳ 明朝" w:hint="eastAsia"/>
+          <w:rFonts w:ascii="ＭＳ 明朝" w:eastAsia="ＭＳ 明朝" w:hAnsi="ＭＳ 明朝"/>
           <w:color w:val="555555"/>
         </w:rPr>
       </w:pPr>
@@ -1345,7 +1335,7 @@
         <w:spacing w:after="100"/>
         <w:ind w:left="300"/>
         <w:rPr>
-          <w:rFonts w:ascii="ＭＳ 明朝" w:eastAsia="ＭＳ 明朝" w:hAnsi="ＭＳ 明朝" w:hint="eastAsia"/>
+          <w:rFonts w:ascii="ＭＳ 明朝" w:eastAsia="ＭＳ 明朝" w:hAnsi="ＭＳ 明朝"/>
         </w:rPr>
       </w:pPr>
     </w:p>
